--- a/mps-nivel-c/oficial/04_registros/FTGASMIG_Governanca-APIs/GASMIG02_Fundacao-Tecnologica/ATA-GASMIG02-003_Apresentacao-Entrega-OS002.docx
+++ b/mps-nivel-c/oficial/04_registros/FTGASMIG_Governanca-APIs/GASMIG02_Fundacao-Tecnologica/ATA-GASMIG02-003_Apresentacao-Entrega-OS002.docx
@@ -34,7 +34,7 @@
           <w:color w:val="555555"/>
           <w:sz w:val="20"/>
         </w:rPr>
-        <w:t>ATA-GASMIG02-003   ·   Versão Data   ·   09/06/2026   ·   Timeware Brasil</w:t>
+        <w:t>ATA-GASMIG02-003   ·   Versão Data   ·   08/06/2026   ·   Timeware Brasil</w:t>
       </w:r>
     </w:p>
     <w:p>
@@ -338,7 +338,7 @@
                 <w:i w:val="0"/>
                 <w:sz w:val="20"/>
               </w:rPr>
-              <w:t>09/06/2026</w:t>
+              <w:t>08/06/2026</w:t>
             </w:r>
           </w:p>
         </w:tc>
@@ -1649,9 +1649,10 @@
         </w:tblBorders>
       </w:tblPr>
       <w:tblGrid>
-        <w:gridCol w:w="2967"/>
-        <w:gridCol w:w="2967"/>
-        <w:gridCol w:w="2967"/>
+        <w:gridCol w:w="2225"/>
+        <w:gridCol w:w="2225"/>
+        <w:gridCol w:w="2225"/>
+        <w:gridCol w:w="2225"/>
       </w:tblGrid>
       <w:tr>
         <w:trPr>
@@ -1659,7 +1660,7 @@
         </w:trPr>
         <w:tc>
           <w:tcPr>
-            <w:tcW w:type="dxa" w:w="2967"/>
+            <w:tcW w:type="dxa" w:w="2225"/>
             <w:tcMar>
               <w:top w:w="60" w:type="dxa"/>
               <w:bottom w:w="60" w:type="dxa"/>
@@ -1686,7 +1687,7 @@
         </w:tc>
         <w:tc>
           <w:tcPr>
-            <w:tcW w:type="dxa" w:w="2967"/>
+            <w:tcW w:type="dxa" w:w="2225"/>
             <w:tcMar>
               <w:top w:w="60" w:type="dxa"/>
               <w:bottom w:w="60" w:type="dxa"/>
@@ -1713,7 +1714,7 @@
         </w:tc>
         <w:tc>
           <w:tcPr>
-            <w:tcW w:type="dxa" w:w="2967"/>
+            <w:tcW w:type="dxa" w:w="2225"/>
             <w:tcMar>
               <w:top w:w="60" w:type="dxa"/>
               <w:bottom w:w="60" w:type="dxa"/>
@@ -1738,6 +1739,33 @@
             </w:r>
           </w:p>
         </w:tc>
+        <w:tc>
+          <w:tcPr>
+            <w:tcW w:type="dxa" w:w="2225"/>
+            <w:tcMar>
+              <w:top w:w="60" w:type="dxa"/>
+              <w:bottom w:w="60" w:type="dxa"/>
+              <w:left w:w="100" w:type="dxa"/>
+              <w:right w:w="100" w:type="dxa"/>
+            </w:tcMar>
+            <w:shd w:val="clear" w:color="auto" w:fill="003366"/>
+          </w:tcPr>
+          <w:p>
+            <w:pPr>
+              <w:spacing w:before="40" w:after="40"/>
+            </w:pPr>
+            <w:r>
+              <w:rPr>
+                <w:rFonts w:ascii="Calibri" w:hAnsi="Calibri"/>
+                <w:b/>
+                <w:i w:val="0"/>
+                <w:color w:val="FFFFFF"/>
+                <w:sz w:val="20"/>
+              </w:rPr>
+              <w:t>Status</w:t>
+            </w:r>
+          </w:p>
+        </w:tc>
       </w:tr>
       <w:tr>
         <w:trPr>
@@ -1745,7 +1773,7 @@
         </w:trPr>
         <w:tc>
           <w:tcPr>
-            <w:tcW w:type="dxa" w:w="2967"/>
+            <w:tcW w:type="dxa" w:w="2225"/>
             <w:tcMar>
               <w:top w:w="60" w:type="dxa"/>
               <w:bottom w:w="60" w:type="dxa"/>
@@ -1771,7 +1799,7 @@
         </w:tc>
         <w:tc>
           <w:tcPr>
-            <w:tcW w:type="dxa" w:w="2967"/>
+            <w:tcW w:type="dxa" w:w="2225"/>
             <w:tcMar>
               <w:top w:w="60" w:type="dxa"/>
               <w:bottom w:w="60" w:type="dxa"/>
@@ -1797,7 +1825,7 @@
         </w:tc>
         <w:tc>
           <w:tcPr>
-            <w:tcW w:type="dxa" w:w="2967"/>
+            <w:tcW w:type="dxa" w:w="2225"/>
             <w:tcMar>
               <w:top w:w="60" w:type="dxa"/>
               <w:bottom w:w="60" w:type="dxa"/>
@@ -1821,6 +1849,32 @@
             </w:r>
           </w:p>
         </w:tc>
+        <w:tc>
+          <w:tcPr>
+            <w:tcW w:type="dxa" w:w="2225"/>
+            <w:tcMar>
+              <w:top w:w="60" w:type="dxa"/>
+              <w:bottom w:w="60" w:type="dxa"/>
+              <w:left w:w="100" w:type="dxa"/>
+              <w:right w:w="100" w:type="dxa"/>
+            </w:tcMar>
+            <w:shd w:val="clear" w:color="auto" w:fill="EBF5FB"/>
+          </w:tcPr>
+          <w:p>
+            <w:pPr>
+              <w:spacing w:before="40" w:after="40"/>
+            </w:pPr>
+            <w:r>
+              <w:rPr>
+                <w:rFonts w:ascii="Calibri" w:hAnsi="Calibri"/>
+                <w:b w:val="0"/>
+                <w:i w:val="0"/>
+                <w:sz w:val="20"/>
+              </w:rPr>
+              <w:t>✅ Concluído — aceite formal emitido em 09/06/2026</w:t>
+            </w:r>
+          </w:p>
+        </w:tc>
       </w:tr>
       <w:tr>
         <w:trPr>
@@ -1828,7 +1882,7 @@
         </w:trPr>
         <w:tc>
           <w:tcPr>
-            <w:tcW w:type="dxa" w:w="2967"/>
+            <w:tcW w:type="dxa" w:w="2225"/>
             <w:tcMar>
               <w:top w:w="60" w:type="dxa"/>
               <w:bottom w:w="60" w:type="dxa"/>
@@ -1847,13 +1901,13 @@
                 <w:i w:val="0"/>
                 <w:sz w:val="20"/>
               </w:rPr>
-              <w:t>Aguardar retorno do cliente e registrar aceite em ATA complementar</w:t>
+              <w:t>Registrar aceite formal e emitir NF</w:t>
             </w:r>
           </w:p>
         </w:tc>
         <w:tc>
           <w:tcPr>
-            <w:tcW w:type="dxa" w:w="2967"/>
+            <w:tcW w:type="dxa" w:w="2225"/>
             <w:tcMar>
               <w:top w:w="60" w:type="dxa"/>
               <w:bottom w:w="60" w:type="dxa"/>
@@ -1878,7 +1932,7 @@
         </w:tc>
         <w:tc>
           <w:tcPr>
-            <w:tcW w:type="dxa" w:w="2967"/>
+            <w:tcW w:type="dxa" w:w="2225"/>
             <w:tcMar>
               <w:top w:w="60" w:type="dxa"/>
               <w:bottom w:w="60" w:type="dxa"/>
@@ -1901,12 +1955,309 @@
             </w:r>
           </w:p>
         </w:tc>
+        <w:tc>
+          <w:tcPr>
+            <w:tcW w:type="dxa" w:w="2225"/>
+            <w:tcMar>
+              <w:top w:w="60" w:type="dxa"/>
+              <w:bottom w:w="60" w:type="dxa"/>
+              <w:left w:w="100" w:type="dxa"/>
+              <w:right w:w="100" w:type="dxa"/>
+            </w:tcMar>
+          </w:tcPr>
+          <w:p>
+            <w:pPr>
+              <w:spacing w:before="40" w:after="40"/>
+            </w:pPr>
+            <w:r>
+              <w:rPr>
+                <w:rFonts w:ascii="Calibri" w:hAnsi="Calibri"/>
+                <w:b w:val="0"/>
+                <w:i w:val="0"/>
+                <w:sz w:val="20"/>
+              </w:rPr>
+              <w:t>✅ Concluído — aceite registrado; NF emitida em 09/06/2026</w:t>
+            </w:r>
+          </w:p>
+        </w:tc>
       </w:tr>
     </w:tbl>
     <w:p>
       <w:pPr>
         <w:spacing w:before="0" w:after="160"/>
       </w:pPr>
+    </w:p>
+    <w:p>
+      <w:pPr>
+        <w:pStyle w:val="Heading1"/>
+        <w:keepNext/>
+        <w:keepLines/>
+        <w:pBdr>
+          <w:bottom w:val="single" w:sz="4" w:space="2" w:color="D6E4F0"/>
+        </w:pBdr>
+      </w:pPr>
+      <w:r>
+        <w:t>Aceite formal</w:t>
+      </w:r>
+    </w:p>
+    <w:p>
+      <w:pPr>
+        <w:spacing w:before="0" w:after="120"/>
+      </w:pPr>
+      <w:r>
+        <w:rPr>
+          <w:rFonts w:ascii="Calibri" w:hAnsi="Calibri"/>
+          <w:b w:val="0"/>
+          <w:i w:val="0"/>
+          <w:sz w:val="22"/>
+        </w:rPr>
+        <w:t>Aceite recebido em 09/06/2026 às 11:30 por e-mail de Sérgio Guimarães Villaça:</w:t>
+      </w:r>
+    </w:p>
+    <w:p>
+      <w:pPr>
+        <w:spacing w:before="40" w:after="120"/>
+        <w:ind w:left="454"/>
+        <w:pBdr>
+          <w:left w:val="single" w:sz="12" w:space="8" w:color="003366"/>
+        </w:pBdr>
+      </w:pPr>
+      <w:r>
+        <w:rPr>
+          <w:rFonts w:ascii="Calibri" w:hAnsi="Calibri"/>
+          <w:b/>
+          <w:i w:val="0"/>
+          <w:color w:val="1A5276"/>
+          <w:sz w:val="22"/>
+        </w:rPr>
+        <w:t>De:</w:t>
+      </w:r>
+      <w:r>
+        <w:rPr>
+          <w:rFonts w:ascii="Calibri" w:hAnsi="Calibri"/>
+          <w:b w:val="0"/>
+          <w:i w:val="0"/>
+          <w:color w:val="1A5276"/>
+          <w:sz w:val="22"/>
+        </w:rPr>
+        <w:t xml:space="preserve"> SÉRGIO GUIMARÃES VILLAÇA \&lt;sergio.villaca@gasmig.com.br\&gt;</w:t>
+      </w:r>
+    </w:p>
+    <w:p>
+      <w:pPr>
+        <w:spacing w:before="40" w:after="120"/>
+        <w:ind w:left="454"/>
+        <w:pBdr>
+          <w:left w:val="single" w:sz="12" w:space="8" w:color="003366"/>
+        </w:pBdr>
+      </w:pPr>
+      <w:r>
+        <w:rPr>
+          <w:rFonts w:ascii="Calibri" w:hAnsi="Calibri"/>
+          <w:b/>
+          <w:i w:val="0"/>
+          <w:color w:val="1A5276"/>
+          <w:sz w:val="22"/>
+        </w:rPr>
+        <w:t>Data:</w:t>
+      </w:r>
+      <w:r>
+        <w:rPr>
+          <w:rFonts w:ascii="Calibri" w:hAnsi="Calibri"/>
+          <w:b w:val="0"/>
+          <w:i w:val="0"/>
+          <w:color w:val="1A5276"/>
+          <w:sz w:val="22"/>
+        </w:rPr>
+        <w:t xml:space="preserve"> 09/06/2026 11:30</w:t>
+      </w:r>
+    </w:p>
+    <w:p>
+      <w:pPr>
+        <w:spacing w:before="0" w:after="120"/>
+      </w:pPr>
+      <w:r>
+        <w:rPr>
+          <w:rFonts w:ascii="Calibri" w:hAnsi="Calibri"/>
+          <w:b w:val="0"/>
+          <w:i w:val="0"/>
+          <w:sz w:val="22"/>
+        </w:rPr>
+        <w:t>&gt;</w:t>
+      </w:r>
+    </w:p>
+    <w:p>
+      <w:pPr>
+        <w:spacing w:before="40" w:after="120"/>
+        <w:ind w:left="454"/>
+        <w:pBdr>
+          <w:left w:val="single" w:sz="12" w:space="8" w:color="003366"/>
+        </w:pBdr>
+      </w:pPr>
+      <w:r>
+        <w:rPr>
+          <w:rFonts w:ascii="Calibri" w:hAnsi="Calibri"/>
+          <w:b w:val="0"/>
+          <w:i w:val="0"/>
+          <w:color w:val="1A5276"/>
+          <w:sz w:val="22"/>
+        </w:rPr>
+        <w:t>Prezados, bom dia!</w:t>
+      </w:r>
+    </w:p>
+    <w:p>
+      <w:pPr>
+        <w:spacing w:before="0" w:after="120"/>
+      </w:pPr>
+      <w:r>
+        <w:rPr>
+          <w:rFonts w:ascii="Calibri" w:hAnsi="Calibri"/>
+          <w:b w:val="0"/>
+          <w:i w:val="0"/>
+          <w:sz w:val="22"/>
+        </w:rPr>
+        <w:t>&gt;</w:t>
+      </w:r>
+    </w:p>
+    <w:p>
+      <w:pPr>
+        <w:spacing w:before="40" w:after="120"/>
+        <w:ind w:left="454"/>
+        <w:pBdr>
+          <w:left w:val="single" w:sz="12" w:space="8" w:color="003366"/>
+        </w:pBdr>
+      </w:pPr>
+      <w:r>
+        <w:rPr>
+          <w:rFonts w:ascii="Calibri" w:hAnsi="Calibri"/>
+          <w:b w:val="0"/>
+          <w:i w:val="0"/>
+          <w:color w:val="1A5276"/>
+          <w:sz w:val="22"/>
+        </w:rPr>
+        <w:t>@abraao.oliveira, a entrega da fase 2 está aprovada.</w:t>
+      </w:r>
+    </w:p>
+    <w:p>
+      <w:pPr>
+        <w:spacing w:before="40" w:after="120"/>
+        <w:ind w:left="454"/>
+        <w:pBdr>
+          <w:left w:val="single" w:sz="12" w:space="8" w:color="003366"/>
+        </w:pBdr>
+      </w:pPr>
+      <w:r>
+        <w:rPr>
+          <w:rFonts w:ascii="Calibri" w:hAnsi="Calibri"/>
+          <w:b w:val="0"/>
+          <w:i w:val="0"/>
+          <w:color w:val="1A5276"/>
+          <w:sz w:val="22"/>
+        </w:rPr>
+        <w:t>Favor enviar a NF.</w:t>
+      </w:r>
+    </w:p>
+    <w:p>
+      <w:pPr>
+        <w:spacing w:before="0" w:after="120"/>
+      </w:pPr>
+      <w:r>
+        <w:rPr>
+          <w:rFonts w:ascii="Calibri" w:hAnsi="Calibri"/>
+          <w:b w:val="0"/>
+          <w:i w:val="0"/>
+          <w:sz w:val="22"/>
+        </w:rPr>
+        <w:t>NF enviada por Abraão Oliveira em 09/06/2026 às 11:53. Encerramento formal registrado em TAE-GASMIG02-002.</w:t>
+      </w:r>
+    </w:p>
+    <w:p>
+      <w:r>
+        <w:rPr>
+          <w:b/>
+          <w:sz w:val="20"/>
+          <w:color w:val="003366"/>
+        </w:rPr>
+        <w:t>Evidência de aceite formal — E-mail thread (08–09/06/2026)</w:t>
+      </w:r>
+    </w:p>
+    <w:p>
+      <w:pPr>
+        <w:jc w:val="center"/>
+      </w:pPr>
+      <w:r>
+        <w:drawing>
+          <wp:inline xmlns:a="http://schemas.openxmlformats.org/drawingml/2006/main" xmlns:pic="http://schemas.openxmlformats.org/drawingml/2006/picture">
+            <wp:extent cx="5029200" cy="7116952"/>
+            <wp:docPr id="1" name="Picture 1"/>
+            <wp:cNvGraphicFramePr>
+              <a:graphicFrameLocks noChangeAspect="1"/>
+            </wp:cNvGraphicFramePr>
+            <a:graphic>
+              <a:graphicData uri="http://schemas.openxmlformats.org/drawingml/2006/picture">
+                <pic:pic>
+                  <pic:nvPicPr>
+                    <pic:cNvPr id="0" name="email_gasmig_p1.png"/>
+                    <pic:cNvPicPr/>
+                  </pic:nvPicPr>
+                  <pic:blipFill>
+                    <a:blip r:embed="rId13"/>
+                    <a:stretch>
+                      <a:fillRect/>
+                    </a:stretch>
+                  </pic:blipFill>
+                  <pic:spPr>
+                    <a:xfrm>
+                      <a:off x="0" y="0"/>
+                      <a:ext cx="5029200" cy="7116952"/>
+                    </a:xfrm>
+                    <a:prstGeom prst="rect"/>
+                  </pic:spPr>
+                </pic:pic>
+              </a:graphicData>
+            </a:graphic>
+          </wp:inline>
+        </w:drawing>
+      </w:r>
+    </w:p>
+    <w:p>
+      <w:pPr>
+        <w:jc w:val="center"/>
+      </w:pPr>
+      <w:r>
+        <w:drawing>
+          <wp:inline xmlns:a="http://schemas.openxmlformats.org/drawingml/2006/main" xmlns:pic="http://schemas.openxmlformats.org/drawingml/2006/picture">
+            <wp:extent cx="5029200" cy="7116952"/>
+            <wp:docPr id="2" name="Picture 2"/>
+            <wp:cNvGraphicFramePr>
+              <a:graphicFrameLocks noChangeAspect="1"/>
+            </wp:cNvGraphicFramePr>
+            <a:graphic>
+              <a:graphicData uri="http://schemas.openxmlformats.org/drawingml/2006/picture">
+                <pic:pic>
+                  <pic:nvPicPr>
+                    <pic:cNvPr id="0" name="email_gasmig_p2.png"/>
+                    <pic:cNvPicPr/>
+                  </pic:nvPicPr>
+                  <pic:blipFill>
+                    <a:blip r:embed="rId14"/>
+                    <a:stretch>
+                      <a:fillRect/>
+                    </a:stretch>
+                  </pic:blipFill>
+                  <pic:spPr>
+                    <a:xfrm>
+                      <a:off x="0" y="0"/>
+                      <a:ext cx="5029200" cy="7116952"/>
+                    </a:xfrm>
+                    <a:prstGeom prst="rect"/>
+                  </pic:spPr>
+                </pic:pic>
+              </a:graphicData>
+            </a:graphic>
+          </wp:inline>
+        </w:drawing>
+      </w:r>
     </w:p>
     <w:p>
       <w:pPr>
@@ -2100,7 +2451,7 @@
                 <w:i w:val="0"/>
                 <w:sz w:val="20"/>
               </w:rPr>
-              <w:t>09/06/2026</w:t>
+              <w:t>08/06/2026</w:t>
             </w:r>
           </w:p>
         </w:tc>
@@ -2155,6 +2506,112 @@
           </w:p>
         </w:tc>
       </w:tr>
+      <w:tr>
+        <w:trPr>
+          <w:cantSplit w:val="1"/>
+        </w:trPr>
+        <w:tc>
+          <w:tcPr>
+            <w:tcW w:type="dxa" w:w="2225"/>
+            <w:tcMar>
+              <w:top w:w="60" w:type="dxa"/>
+              <w:bottom w:w="60" w:type="dxa"/>
+              <w:left w:w="100" w:type="dxa"/>
+              <w:right w:w="100" w:type="dxa"/>
+            </w:tcMar>
+            <w:shd w:val="clear" w:color="auto" w:fill="F0F4F8"/>
+          </w:tcPr>
+          <w:p>
+            <w:pPr>
+              <w:spacing w:before="40" w:after="40"/>
+            </w:pPr>
+            <w:r>
+              <w:rPr>
+                <w:rFonts w:ascii="Calibri" w:hAnsi="Calibri"/>
+                <w:b/>
+                <w:i w:val="0"/>
+                <w:sz w:val="20"/>
+              </w:rPr>
+              <w:t>1.1</w:t>
+            </w:r>
+          </w:p>
+        </w:tc>
+        <w:tc>
+          <w:tcPr>
+            <w:tcW w:type="dxa" w:w="2225"/>
+            <w:tcMar>
+              <w:top w:w="60" w:type="dxa"/>
+              <w:bottom w:w="60" w:type="dxa"/>
+              <w:left w:w="100" w:type="dxa"/>
+              <w:right w:w="100" w:type="dxa"/>
+            </w:tcMar>
+          </w:tcPr>
+          <w:p>
+            <w:pPr>
+              <w:spacing w:before="40" w:after="40"/>
+            </w:pPr>
+            <w:r>
+              <w:rPr>
+                <w:rFonts w:ascii="Calibri" w:hAnsi="Calibri"/>
+                <w:b w:val="0"/>
+                <w:i w:val="0"/>
+                <w:sz w:val="20"/>
+              </w:rPr>
+              <w:t>09/06/2026</w:t>
+            </w:r>
+          </w:p>
+        </w:tc>
+        <w:tc>
+          <w:tcPr>
+            <w:tcW w:type="dxa" w:w="2225"/>
+            <w:tcMar>
+              <w:top w:w="60" w:type="dxa"/>
+              <w:bottom w:w="60" w:type="dxa"/>
+              <w:left w:w="100" w:type="dxa"/>
+              <w:right w:w="100" w:type="dxa"/>
+            </w:tcMar>
+          </w:tcPr>
+          <w:p>
+            <w:pPr>
+              <w:spacing w:before="40" w:after="40"/>
+            </w:pPr>
+            <w:r>
+              <w:rPr>
+                <w:rFonts w:ascii="Calibri" w:hAnsi="Calibri"/>
+                <w:b w:val="0"/>
+                <w:i w:val="0"/>
+                <w:sz w:val="20"/>
+              </w:rPr>
+              <w:t>Abraão Oliveira</w:t>
+            </w:r>
+          </w:p>
+        </w:tc>
+        <w:tc>
+          <w:tcPr>
+            <w:tcW w:type="dxa" w:w="2225"/>
+            <w:tcMar>
+              <w:top w:w="60" w:type="dxa"/>
+              <w:bottom w:w="60" w:type="dxa"/>
+              <w:left w:w="100" w:type="dxa"/>
+              <w:right w:w="100" w:type="dxa"/>
+            </w:tcMar>
+          </w:tcPr>
+          <w:p>
+            <w:pPr>
+              <w:spacing w:before="40" w:after="40"/>
+            </w:pPr>
+            <w:r>
+              <w:rPr>
+                <w:rFonts w:ascii="Calibri" w:hAnsi="Calibri"/>
+                <w:b w:val="0"/>
+                <w:i w:val="0"/>
+                <w:sz w:val="20"/>
+              </w:rPr>
+              <w:t>Registro do aceite formal recebido; encaminhamentos encerrados</w:t>
+            </w:r>
+          </w:p>
+        </w:tc>
+      </w:tr>
     </w:tbl>
     <w:p>
       <w:pPr>
@@ -2195,7 +2652,7 @@
         <w:color w:val="555555"/>
         <w:sz w:val="16"/>
       </w:rPr>
-      <w:t>vData  ·  09/06/2026</w:t>
+      <w:t>vData  ·  08/06/2026</w:t>
     </w:r>
     <w:r>
       <w:tab/>
@@ -2257,7 +2714,7 @@
         <w:color w:val="555555"/>
         <w:sz w:val="16"/>
       </w:rPr>
-      <w:t>vData  ·  09/06/2026</w:t>
+      <w:t>vData  ·  08/06/2026</w:t>
     </w:r>
     <w:r>
       <w:tab/>
